--- a/proline/2026-10-27_proline-page-entreposage_v1.docx
+++ b/proline/2026-10-27_proline-page-entreposage_v1.docx
@@ -77,6 +77,7 @@
                 <w:color w:val="FFFFFF"/>
                 <w:sz w:val="18"/>
               </w:rPr>
+              <w:t>Point</w:t>
             </w:r>
           </w:p>
         </w:tc>
@@ -100,6 +101,7 @@
                 <w:color w:val="FFFFFF"/>
                 <w:sz w:val="18"/>
               </w:rPr>
+              <w:t>Constat</w:t>
             </w:r>
           </w:p>
         </w:tc>
@@ -345,8 +347,7 @@
     <w:p>
       <w:pPr>
         <w:keepNext/>
-        <w:pageBreakBefore/>
-        <w:spacing w:before="0" w:after="120" w:line="264" w:lineRule="auto"/>
+        <w:spacing w:before="280" w:after="120" w:line="264" w:lineRule="auto"/>
       </w:pPr>
       <w:r>
         <w:rPr>
